--- a/course_development/domains/active_inference_embodied/04_moving_through_world/04_cognition/output/lecture-content/04_cognition-module.docx
+++ b/course_development/domains/active_inference_embodied/04_moving_through_world/04_cognition/output/lecture-content/04_cognition-module.docx
@@ -19,7 +19,7 @@
     </w:p>
     <w:p>
       <w:r>
-        <w:t>This module explores Cognition . In the Embodied curriculum, we approach this topic with a focus on specific applications and theoretical depth appropriate for the audience. Cognition is a critical component of the 8-part Active Inference spine, bridging the gap between [Previous Topic] and [Next Topic].</w:t>
+        <w:t>This module explores Cognition . In the Embodied curriculum, we approach this topic with a focus on specific applications and theoretical depth appropriate for the audience. Cognition is a critical component of the 8-part Active Inference spine, bridging the gap between Perception and Action.</w:t>
       </w:r>
     </w:p>
     <w:p>
@@ -66,9 +66,9 @@
       <w:r>
         <w:t>In Embodied, we see Cognition manifest in:</w:t>
         <w:br/>
-        <w:t>* Specific Example 1 : [Add domain-specific example here]</w:t>
+        <w:t>* Specific Example 1 : When I walk through an unfamiliar city and build a mental map of the streets, my spatial cognition is grounded in the embodied experience of my own locomotion -- I remember the route not as an abstract diagram but as a sequence of bodily turns, uphill efforts, and landmark encounters; this is the generative model encoding spatial knowledge through proprioceptive and vestibular predictions, so that "knowing where I am" is inseparable from the body's felt history of moving through the space.</w:t>
         <w:br/>
-        <w:t>* Specific Example 2 : [Add domain-specific example here]</w:t>
+        <w:t>* Specific Example 2 : A basketball point guard surveying the court processes the positions and velocities of ten players not as a computational geometry problem but as an embodied spatial cognition that feels the open passing lane as a bodily impulse in the throwing arm and shoulder; the generative model integrates visual perception of spatial relationships with motor predictions of the pass trajectory, producing a form of movement cognition where thinking and doing are fused in a single predictive loop that minimizes free energy across spatial and motor domains simultaneously.</w:t>
       </w:r>
     </w:p>
     <w:p>
